--- a/doc/计科6班 张宇  202412224B223开题报告__最终版本.docx
+++ b/doc/计科6班 张宇  202412224B223开题报告__最终版本.docx
@@ -1447,7 +1447,7 @@
           <w:p>
             <w:pPr>
               <w:rPr>
-                <w:rFonts w:ascii="宋体" w:hAnsi="宋体" w:eastAsia="宋体" w:cs="宋体"/>
+                <w:rFonts w:hint="eastAsia" w:ascii="宋体" w:hAnsi="宋体" w:eastAsia="宋体" w:cs="宋体"/>
                 <w:sz w:val="24"/>
                 <w:szCs w:val="24"/>
               </w:rPr>
@@ -1459,6 +1459,76 @@
                 <w:szCs w:val="24"/>
               </w:rPr>
               <w:t>数据访问层（数据库）： 采用 PostgreSQL 数据库，负责对网站的所有数据进行持久化存储，包括用户信息、作品信息、评论数据等。</w:t>
+            </w:r>
+            <w:bookmarkStart w:id="0" w:name="_GoBack"/>
+            <w:bookmarkEnd w:id="0"/>
+          </w:p>
+          <w:p>
+            <w:pPr>
+              <w:rPr>
+                <w:rFonts w:hint="eastAsia" w:ascii="宋体" w:hAnsi="宋体" w:eastAsia="宋体" w:cs="宋体"/>
+                <w:sz w:val="24"/>
+                <w:szCs w:val="24"/>
+              </w:rPr>
+            </w:pPr>
+            <w:r>
+              <w:rPr>
+                <w:rFonts w:hint="eastAsia" w:ascii="宋体" w:hAnsi="宋体" w:eastAsia="宋体" w:cs="宋体"/>
+                <w:sz w:val="24"/>
+                <w:szCs w:val="24"/>
+              </w:rPr>
+              <w:t>3. 完善系统架构，增加“管理员”角色</w:t>
+            </w:r>
+          </w:p>
+          <w:p>
+            <w:pPr>
+              <w:rPr>
+                <w:rFonts w:hint="eastAsia" w:ascii="宋体" w:hAnsi="宋体" w:eastAsia="宋体" w:cs="宋体"/>
+                <w:sz w:val="24"/>
+                <w:szCs w:val="24"/>
+              </w:rPr>
+            </w:pPr>
+            <w:r>
+              <w:rPr>
+                <w:rFonts w:hint="eastAsia" w:ascii="宋体" w:hAnsi="宋体" w:eastAsia="宋体" w:cs="宋体"/>
+                <w:sz w:val="24"/>
+                <w:szCs w:val="24"/>
+              </w:rPr>
+              <w:t>问题：功能设计目前只考虑了普通用户，一个完整的平台必须有管理后台。</w:t>
+            </w:r>
+          </w:p>
+          <w:p>
+            <w:pPr>
+              <w:rPr>
+                <w:rFonts w:hint="eastAsia" w:ascii="宋体" w:hAnsi="宋体" w:eastAsia="宋体" w:cs="宋体"/>
+                <w:sz w:val="24"/>
+                <w:szCs w:val="24"/>
+              </w:rPr>
+            </w:pPr>
+            <w:r>
+              <w:rPr>
+                <w:rFonts w:hint="eastAsia" w:ascii="宋体" w:hAnsi="宋体" w:eastAsia="宋体" w:cs="宋体"/>
+                <w:sz w:val="24"/>
+                <w:szCs w:val="24"/>
+              </w:rPr>
+              <w:t>修改建议：在“功能模块设计”中增加“系统管理模块”。</w:t>
+            </w:r>
+          </w:p>
+          <w:p>
+            <w:pPr>
+              <w:rPr>
+                <w:rFonts w:hint="eastAsia" w:ascii="宋体" w:hAnsi="宋体" w:eastAsia="宋体" w:cs="宋体"/>
+                <w:sz w:val="24"/>
+                <w:szCs w:val="24"/>
+              </w:rPr>
+            </w:pPr>
+            <w:r>
+              <w:rPr>
+                <w:rFonts w:hint="eastAsia" w:ascii="宋体" w:hAnsi="宋体" w:eastAsia="宋体" w:cs="宋体"/>
+                <w:sz w:val="24"/>
+                <w:szCs w:val="24"/>
+              </w:rPr>
+              <w:t>功能包括：用户管理、作品审核、评论管理、首页内容推荐、数据统计看板等。这能极大提升项目的完整度和实用性。</w:t>
             </w:r>
           </w:p>
           <w:p>
@@ -2206,6 +2276,7 @@
           <w:p>
             <w:pPr>
               <w:numPr>
+                <w:ilvl w:val="0"/>
                 <w:numId w:val="0"/>
               </w:numPr>
               <w:spacing w:after="0" w:line="275" w:lineRule="auto"/>
@@ -2228,6 +2299,7 @@
           <w:p>
             <w:pPr>
               <w:numPr>
+                <w:ilvl w:val="0"/>
                 <w:numId w:val="0"/>
               </w:numPr>
               <w:spacing w:after="0" w:line="275" w:lineRule="auto"/>
@@ -2250,6 +2322,7 @@
           <w:p>
             <w:pPr>
               <w:numPr>
+                <w:ilvl w:val="0"/>
                 <w:numId w:val="0"/>
               </w:numPr>
               <w:spacing w:after="0" w:line="275" w:lineRule="auto"/>
@@ -2272,6 +2345,7 @@
           <w:p>
             <w:pPr>
               <w:numPr>
+                <w:ilvl w:val="0"/>
                 <w:numId w:val="0"/>
               </w:numPr>
               <w:spacing w:after="0" w:line="275" w:lineRule="auto"/>
@@ -2326,6 +2400,7 @@
           <w:p>
             <w:pPr>
               <w:numPr>
+                <w:ilvl w:val="0"/>
                 <w:numId w:val="0"/>
               </w:numPr>
               <w:spacing w:after="0" w:line="275" w:lineRule="auto"/>
@@ -2463,21 +2538,7 @@
                 <w:rFonts w:ascii="Google Sans Text" w:hAnsi="Google Sans Text" w:eastAsia="Google Sans Text" w:cs="Google Sans Text"/>
                 <w:color w:val="1B1C1D"/>
               </w:rPr>
-              <w:t>运行环境：</w:t>
-            </w:r>
-            <w:r>
-              <w:rPr>
-                <w:rFonts w:ascii="Google Sans Text" w:hAnsi="Google Sans Text" w:eastAsia="Google Sans Text" w:cs="Google Sans Text"/>
-                <w:color w:val="1B1C1D"/>
-              </w:rPr>
-              <w:t xml:space="preserve"> Node.js</w:t>
-            </w:r>
-            <w:r>
-              <w:rPr>
-                <w:rFonts w:ascii="Google Sans Text" w:hAnsi="Google Sans Text" w:eastAsia="Google Sans Text" w:cs="Google Sans Text"/>
-                <w:color w:val="1B1C1D"/>
-              </w:rPr>
-              <w:t>。</w:t>
+              <w:t>运行环境： Node.js。</w:t>
             </w:r>
           </w:p>
           <w:p>
@@ -2514,6 +2575,7 @@
           <w:p>
             <w:pPr>
               <w:numPr>
+                <w:ilvl w:val="0"/>
                 <w:numId w:val="0"/>
               </w:numPr>
               <w:spacing w:after="0" w:line="275" w:lineRule="auto"/>
@@ -2552,6 +2614,7 @@
           <w:p>
             <w:pPr>
               <w:numPr>
+                <w:ilvl w:val="0"/>
                 <w:numId w:val="0"/>
               </w:numPr>
               <w:spacing w:after="0" w:line="275" w:lineRule="auto"/>
@@ -2570,6 +2633,7 @@
           <w:p>
             <w:pPr>
               <w:numPr>
+                <w:ilvl w:val="0"/>
                 <w:numId w:val="0"/>
               </w:numPr>
               <w:spacing w:after="0" w:line="275" w:lineRule="auto"/>
@@ -2588,6 +2652,7 @@
           <w:p>
             <w:pPr>
               <w:numPr>
+                <w:ilvl w:val="0"/>
                 <w:numId w:val="0"/>
               </w:numPr>
               <w:spacing w:after="0" w:line="275" w:lineRule="auto"/>
@@ -2606,6 +2671,7 @@
           <w:p>
             <w:pPr>
               <w:numPr>
+                <w:ilvl w:val="0"/>
                 <w:numId w:val="0"/>
               </w:numPr>
               <w:spacing w:after="0" w:line="275" w:lineRule="auto"/>
@@ -2621,6 +2687,7 @@
           <w:p>
             <w:pPr>
               <w:numPr>
+                <w:ilvl w:val="0"/>
                 <w:numId w:val="0"/>
               </w:numPr>
               <w:spacing w:after="0" w:line="275" w:lineRule="auto"/>
@@ -2815,6 +2882,7 @@
           <w:p>
             <w:pPr>
               <w:numPr>
+                <w:ilvl w:val="0"/>
                 <w:numId w:val="0"/>
               </w:numPr>
               <w:spacing w:after="0" w:line="275" w:lineRule="auto"/>
@@ -2839,6 +2907,7 @@
           <w:p>
             <w:pPr>
               <w:numPr>
+                <w:ilvl w:val="0"/>
                 <w:numId w:val="0"/>
               </w:numPr>
               <w:spacing w:after="0" w:line="275" w:lineRule="auto"/>
@@ -2865,6 +2934,7 @@
           <w:p>
             <w:pPr>
               <w:numPr>
+                <w:ilvl w:val="0"/>
                 <w:numId w:val="0"/>
               </w:numPr>
               <w:spacing w:after="0" w:line="275" w:lineRule="auto"/>
@@ -2891,6 +2961,7 @@
           <w:p>
             <w:pPr>
               <w:numPr>
+                <w:ilvl w:val="0"/>
                 <w:numId w:val="0"/>
               </w:numPr>
               <w:spacing w:after="0" w:line="275" w:lineRule="auto"/>
@@ -3259,12 +3330,11 @@
               </w:rPr>
               <w:t>进度安排</w:t>
             </w:r>
-            <w:bookmarkStart w:id="0" w:name="_GoBack"/>
-            <w:bookmarkEnd w:id="0"/>
-          </w:p>
-          <w:p>
-            <w:pPr>
-              <w:numPr>
+          </w:p>
+          <w:p>
+            <w:pPr>
+              <w:numPr>
+                <w:ilvl w:val="0"/>
                 <w:numId w:val="0"/>
               </w:numPr>
               <w:spacing w:line="360" w:lineRule="auto"/>
@@ -3288,6 +3358,7 @@
           <w:p>
             <w:pPr>
               <w:numPr>
+                <w:ilvl w:val="0"/>
                 <w:numId w:val="0"/>
               </w:numPr>
               <w:spacing w:line="360" w:lineRule="auto"/>
@@ -3311,6 +3382,7 @@
           <w:p>
             <w:pPr>
               <w:numPr>
+                <w:ilvl w:val="0"/>
                 <w:numId w:val="0"/>
               </w:numPr>
               <w:spacing w:line="360" w:lineRule="auto"/>
@@ -3334,6 +3406,7 @@
           <w:p>
             <w:pPr>
               <w:numPr>
+                <w:ilvl w:val="0"/>
                 <w:numId w:val="0"/>
               </w:numPr>
               <w:spacing w:line="360" w:lineRule="auto"/>
@@ -3357,6 +3430,7 @@
           <w:p>
             <w:pPr>
               <w:numPr>
+                <w:ilvl w:val="0"/>
                 <w:numId w:val="0"/>
               </w:numPr>
               <w:spacing w:line="360" w:lineRule="auto"/>
@@ -6358,7 +6432,7 @@
     <w:lsdException w:uiPriority="99" w:name="HTML Acronym"/>
     <w:lsdException w:uiPriority="99" w:name="HTML Address"/>
     <w:lsdException w:uiPriority="99" w:name="HTML Cite"/>
-    <w:lsdException w:uiPriority="99" w:name="HTML Code"/>
+    <w:lsdException w:qFormat="1" w:uiPriority="99" w:name="HTML Code"/>
     <w:lsdException w:uiPriority="99" w:name="HTML Definition"/>
     <w:lsdException w:uiPriority="99" w:name="HTML Keyboard"/>
     <w:lsdException w:uiPriority="99" w:name="HTML Preformatted"/>
@@ -6687,6 +6761,7 @@
     <w:basedOn w:val="10"/>
     <w:semiHidden/>
     <w:unhideWhenUsed/>
+    <w:qFormat/>
     <w:uiPriority w:val="99"/>
     <w:rPr>
       <w:rFonts w:ascii="Courier New" w:hAnsi="Courier New"/>

--- a/doc/计科6班 张宇  202412224B223开题报告__最终版本.docx
+++ b/doc/计科6班 张宇  202412224B223开题报告__最终版本.docx
@@ -1271,6 +1271,28 @@
           <w:p>
             <w:pPr>
               <w:numPr>
+                <w:numId w:val="0"/>
+              </w:numPr>
+              <w:spacing w:after="0" w:line="275" w:lineRule="auto"/>
+              <w:ind w:left="525" w:leftChars="0"/>
+            </w:pPr>
+            <w:r>
+              <w:rPr>
+                <w:rFonts w:hint="eastAsia"/>
+                <w:lang w:val="en-US" w:eastAsia="zh-CN"/>
+              </w:rPr>
+              <w:t>如：</w:t>
+            </w:r>
+            <w:r>
+              <w:rPr>
+                <w:rFonts w:hint="eastAsia"/>
+              </w:rPr>
+              <w:t>利用Three.js构建一个虚拟3D摄影展厅，用户可以通过鼠标拖拽或键盘操作，以第一人称视角在展厅中漫步，观赏挂在墙上的摄影作品</w:t>
+            </w:r>
+          </w:p>
+          <w:p>
+            <w:pPr>
+              <w:numPr>
                 <w:ilvl w:val="1"/>
                 <w:numId w:val="2"/>
               </w:numPr>
@@ -1460,76 +1482,6 @@
               </w:rPr>
               <w:t>数据访问层（数据库）： 采用 PostgreSQL 数据库，负责对网站的所有数据进行持久化存储，包括用户信息、作品信息、评论数据等。</w:t>
             </w:r>
-            <w:bookmarkStart w:id="0" w:name="_GoBack"/>
-            <w:bookmarkEnd w:id="0"/>
-          </w:p>
-          <w:p>
-            <w:pPr>
-              <w:rPr>
-                <w:rFonts w:hint="eastAsia" w:ascii="宋体" w:hAnsi="宋体" w:eastAsia="宋体" w:cs="宋体"/>
-                <w:sz w:val="24"/>
-                <w:szCs w:val="24"/>
-              </w:rPr>
-            </w:pPr>
-            <w:r>
-              <w:rPr>
-                <w:rFonts w:hint="eastAsia" w:ascii="宋体" w:hAnsi="宋体" w:eastAsia="宋体" w:cs="宋体"/>
-                <w:sz w:val="24"/>
-                <w:szCs w:val="24"/>
-              </w:rPr>
-              <w:t>3. 完善系统架构，增加“管理员”角色</w:t>
-            </w:r>
-          </w:p>
-          <w:p>
-            <w:pPr>
-              <w:rPr>
-                <w:rFonts w:hint="eastAsia" w:ascii="宋体" w:hAnsi="宋体" w:eastAsia="宋体" w:cs="宋体"/>
-                <w:sz w:val="24"/>
-                <w:szCs w:val="24"/>
-              </w:rPr>
-            </w:pPr>
-            <w:r>
-              <w:rPr>
-                <w:rFonts w:hint="eastAsia" w:ascii="宋体" w:hAnsi="宋体" w:eastAsia="宋体" w:cs="宋体"/>
-                <w:sz w:val="24"/>
-                <w:szCs w:val="24"/>
-              </w:rPr>
-              <w:t>问题：功能设计目前只考虑了普通用户，一个完整的平台必须有管理后台。</w:t>
-            </w:r>
-          </w:p>
-          <w:p>
-            <w:pPr>
-              <w:rPr>
-                <w:rFonts w:hint="eastAsia" w:ascii="宋体" w:hAnsi="宋体" w:eastAsia="宋体" w:cs="宋体"/>
-                <w:sz w:val="24"/>
-                <w:szCs w:val="24"/>
-              </w:rPr>
-            </w:pPr>
-            <w:r>
-              <w:rPr>
-                <w:rFonts w:hint="eastAsia" w:ascii="宋体" w:hAnsi="宋体" w:eastAsia="宋体" w:cs="宋体"/>
-                <w:sz w:val="24"/>
-                <w:szCs w:val="24"/>
-              </w:rPr>
-              <w:t>修改建议：在“功能模块设计”中增加“系统管理模块”。</w:t>
-            </w:r>
-          </w:p>
-          <w:p>
-            <w:pPr>
-              <w:rPr>
-                <w:rFonts w:hint="eastAsia" w:ascii="宋体" w:hAnsi="宋体" w:eastAsia="宋体" w:cs="宋体"/>
-                <w:sz w:val="24"/>
-                <w:szCs w:val="24"/>
-              </w:rPr>
-            </w:pPr>
-            <w:r>
-              <w:rPr>
-                <w:rFonts w:hint="eastAsia" w:ascii="宋体" w:hAnsi="宋体" w:eastAsia="宋体" w:cs="宋体"/>
-                <w:sz w:val="24"/>
-                <w:szCs w:val="24"/>
-              </w:rPr>
-              <w:t>功能包括：用户管理、作品审核、评论管理、首页内容推荐、数据统计看板等。这能极大提升项目的完整度和实用性。</w:t>
-            </w:r>
           </w:p>
           <w:p>
             <w:pPr>
@@ -2271,6 +2223,53 @@
                 <w:color w:val="1B1C1D"/>
               </w:rPr>
               <w:t>打分功能（模拟）： 允许用户对作品进行1-5星的评分。</w:t>
+            </w:r>
+          </w:p>
+          <w:p>
+            <w:pPr>
+              <w:numPr>
+                <w:ilvl w:val="2"/>
+                <w:numId w:val="9"/>
+              </w:numPr>
+              <w:spacing w:after="0" w:line="275" w:lineRule="auto"/>
+              <w:rPr>
+                <w:rFonts w:hint="eastAsia" w:ascii="Google Sans Text" w:hAnsi="Google Sans Text" w:eastAsia="宋体" w:cs="Google Sans Text"/>
+                <w:bCs/>
+                <w:color w:val="1B1C1D"/>
+                <w:lang w:val="en-US" w:eastAsia="zh-CN"/>
+              </w:rPr>
+            </w:pPr>
+            <w:r>
+              <w:rPr>
+                <w:rFonts w:hint="eastAsia" w:ascii="Google Sans Text" w:hAnsi="Google Sans Text" w:eastAsia="宋体" w:cs="Google Sans Text"/>
+                <w:bCs/>
+                <w:color w:val="1B1C1D"/>
+                <w:lang w:val="en-US" w:eastAsia="zh-CN"/>
+              </w:rPr>
+              <w:t>4：“管理员”角色</w:t>
+            </w:r>
+          </w:p>
+          <w:p>
+            <w:pPr>
+              <w:numPr>
+                <w:numId w:val="0"/>
+              </w:numPr>
+              <w:spacing w:after="0" w:line="275" w:lineRule="auto"/>
+              <w:ind w:left="915" w:leftChars="0"/>
+              <w:rPr>
+                <w:rFonts w:ascii="Google Sans Text" w:hAnsi="Google Sans Text" w:eastAsia="Google Sans Text" w:cs="Google Sans Text"/>
+                <w:bCs/>
+                <w:color w:val="1B1C1D"/>
+              </w:rPr>
+            </w:pPr>
+            <w:r>
+              <w:rPr>
+                <w:rFonts w:hint="eastAsia" w:ascii="Google Sans Text" w:hAnsi="Google Sans Text" w:eastAsia="宋体" w:cs="Google Sans Text"/>
+                <w:bCs/>
+                <w:color w:val="1B1C1D"/>
+                <w:lang w:val="en-US" w:eastAsia="zh-CN"/>
+              </w:rPr>
+              <w:t>功能包括：用户管理、作品审核、评论管理、首页内容推荐、数据统计看板等。这能极大提升项目的完整度和实用性。</w:t>
             </w:r>
           </w:p>
           <w:p>
@@ -3145,6 +3144,60 @@
               <w:spacing w:after="0" w:line="275" w:lineRule="auto"/>
               <w:ind w:left="105" w:leftChars="0" w:firstLine="660" w:firstLineChars="300"/>
               <w:rPr>
+                <w:rFonts w:hint="eastAsia" w:ascii="Google Sans Text" w:hAnsi="Google Sans Text" w:eastAsia="宋体" w:cs="Google Sans Text"/>
+                <w:b w:val="0"/>
+                <w:bCs/>
+                <w:color w:val="1B1C1D"/>
+                <w:lang w:val="en-US" w:eastAsia="zh-CN"/>
+              </w:rPr>
+            </w:pPr>
+            <w:r>
+              <w:rPr>
+                <w:rFonts w:hint="eastAsia" w:ascii="Google Sans Text" w:hAnsi="Google Sans Text" w:eastAsia="宋体" w:cs="Google Sans Text"/>
+                <w:b w:val="0"/>
+                <w:bCs/>
+                <w:color w:val="1B1C1D"/>
+                <w:lang w:val="en-US" w:eastAsia="zh-CN"/>
+              </w:rPr>
+              <w:t>解决方案：采用Redux Toolkit的 createSlice API，按业务模块（如用户切片、作品切片、3D场景切片）划分状态，降低耦合；使用 createAsyncThunk 统一处理异步API请求，使异步逻辑和状态变更更加清晰、可维护。</w:t>
+            </w:r>
+          </w:p>
+          <w:p>
+            <w:pPr>
+              <w:numPr>
+                <w:ilvl w:val="0"/>
+                <w:numId w:val="0"/>
+              </w:numPr>
+              <w:spacing w:after="0" w:line="275" w:lineRule="auto"/>
+              <w:ind w:left="105" w:leftChars="0" w:firstLine="660" w:firstLineChars="300"/>
+              <w:rPr>
+                <w:rFonts w:hint="eastAsia" w:ascii="Google Sans Text" w:hAnsi="Google Sans Text" w:eastAsia="宋体" w:cs="Google Sans Text"/>
+                <w:b w:val="0"/>
+                <w:bCs/>
+                <w:color w:val="1B1C1D"/>
+                <w:lang w:val="en-US" w:eastAsia="zh-CN"/>
+              </w:rPr>
+            </w:pPr>
+            <w:r>
+              <w:rPr>
+                <w:rFonts w:hint="eastAsia" w:ascii="Google Sans Text" w:hAnsi="Google Sans Text" w:eastAsia="宋体" w:cs="Google Sans Text"/>
+                <w:b w:val="0"/>
+                <w:bCs/>
+                <w:color w:val="1B1C1D"/>
+                <w:lang w:val="en-US" w:eastAsia="zh-CN"/>
+              </w:rPr>
+              <w:t>难点4：图片处理与存储</w:t>
+            </w:r>
+          </w:p>
+          <w:p>
+            <w:pPr>
+              <w:numPr>
+                <w:ilvl w:val="0"/>
+                <w:numId w:val="0"/>
+              </w:numPr>
+              <w:spacing w:after="0" w:line="275" w:lineRule="auto"/>
+              <w:ind w:left="105" w:leftChars="0" w:firstLine="660" w:firstLineChars="300"/>
+              <w:rPr>
                 <w:rFonts w:hint="default" w:ascii="Google Sans Text" w:hAnsi="Google Sans Text" w:eastAsia="宋体" w:cs="Google Sans Text"/>
                 <w:b w:val="0"/>
                 <w:bCs/>
@@ -3160,7 +3213,17 @@
                 <w:color w:val="1B1C1D"/>
                 <w:lang w:val="en-US" w:eastAsia="zh-CN"/>
               </w:rPr>
-              <w:t>解决方案：采用Redux Toolkit的 createSlice API，按业务模块（如用户切片、作品切片、3D场景切片）划分状态，降低耦合；使用 createAsyncThunk 统一处理异步API请求，使异步逻辑和状态变更更加清晰、可维护。</w:t>
+              <w:t>解决方案：</w:t>
+            </w:r>
+            <w:r>
+              <w:rPr>
+                <w:rFonts w:hint="default" w:ascii="Google Sans Text" w:hAnsi="Google Sans Text" w:eastAsia="宋体" w:cs="Google Sans Text"/>
+                <w:b w:val="0"/>
+                <w:bCs/>
+                <w:color w:val="1B1C1D"/>
+                <w:lang w:val="en-US" w:eastAsia="zh-CN"/>
+              </w:rPr>
+              <w:t>为优化图片性能，本项目将采用：1) 前端上传时进行压缩；2) 后端生成多种尺寸缩略图。以此保证大图加载速度与用户体验。”</w:t>
             </w:r>
           </w:p>
           <w:p>
@@ -3352,7 +3415,26 @@
                 <w:color w:val="151515"/>
                 <w:sz w:val="24"/>
               </w:rPr>
-              <w:t>- 2025.10.01-2025.10.20：需求分析细化、数据库表结构设计、API接口文档编写；</w:t>
+              <w:t>- 2025.10.01-2025.10.</w:t>
+            </w:r>
+            <w:r>
+              <w:rPr>
+                <w:rFonts w:hint="eastAsia" w:ascii="仿宋" w:hAnsi="仿宋" w:eastAsia="仿宋"/>
+                <w:bCs/>
+                <w:color w:val="151515"/>
+                <w:sz w:val="24"/>
+                <w:lang w:val="en-US" w:eastAsia="zh-CN"/>
+              </w:rPr>
+              <w:t>31</w:t>
+            </w:r>
+            <w:r>
+              <w:rPr>
+                <w:rFonts w:hint="eastAsia" w:ascii="仿宋" w:hAnsi="仿宋" w:eastAsia="仿宋"/>
+                <w:bCs/>
+                <w:color w:val="151515"/>
+                <w:sz w:val="24"/>
+              </w:rPr>
+              <w:t>：需求分析细化、数据库表结构设计、API接口文档编写；</w:t>
             </w:r>
           </w:p>
           <w:p>
@@ -3376,7 +3458,7 @@
                 <w:color w:val="151515"/>
                 <w:sz w:val="24"/>
               </w:rPr>
-              <w:t>- 2025.10.21-2025.11.30：前端开发（基础页面+2D作品展示模块）、后端开发（API接口+用户认证）；</w:t>
+              <w:t>完成数据库设计与核心表构建，输出ER图</w:t>
             </w:r>
           </w:p>
           <w:p>
@@ -3400,7 +3482,80 @@
                 <w:color w:val="151515"/>
                 <w:sz w:val="24"/>
               </w:rPr>
-              <w:t>- 2026.01.01-2026.01.20：前端3D模块开发、后端图片处理与存储功能实现；</w:t>
+              <w:t>- 2025.1</w:t>
+            </w:r>
+            <w:r>
+              <w:rPr>
+                <w:rFonts w:hint="eastAsia" w:ascii="仿宋" w:hAnsi="仿宋" w:eastAsia="仿宋"/>
+                <w:bCs/>
+                <w:color w:val="151515"/>
+                <w:sz w:val="24"/>
+                <w:lang w:val="en-US" w:eastAsia="zh-CN"/>
+              </w:rPr>
+              <w:t>1</w:t>
+            </w:r>
+            <w:r>
+              <w:rPr>
+                <w:rFonts w:hint="eastAsia" w:ascii="仿宋" w:hAnsi="仿宋" w:eastAsia="仿宋"/>
+                <w:bCs/>
+                <w:color w:val="151515"/>
+                <w:sz w:val="24"/>
+              </w:rPr>
+              <w:t>.</w:t>
+            </w:r>
+            <w:r>
+              <w:rPr>
+                <w:rFonts w:hint="eastAsia" w:ascii="仿宋" w:hAnsi="仿宋" w:eastAsia="仿宋"/>
+                <w:bCs/>
+                <w:color w:val="151515"/>
+                <w:sz w:val="24"/>
+                <w:lang w:val="en-US" w:eastAsia="zh-CN"/>
+              </w:rPr>
+              <w:t>0</w:t>
+            </w:r>
+            <w:r>
+              <w:rPr>
+                <w:rFonts w:hint="eastAsia" w:ascii="仿宋" w:hAnsi="仿宋" w:eastAsia="仿宋"/>
+                <w:bCs/>
+                <w:color w:val="151515"/>
+                <w:sz w:val="24"/>
+              </w:rPr>
+              <w:t>1-2025.11.30：完成用户认证与作品上传/浏览等核心功能的前后端开发与联调；</w:t>
+            </w:r>
+          </w:p>
+          <w:p>
+            <w:pPr>
+              <w:numPr>
+                <w:ilvl w:val="0"/>
+                <w:numId w:val="0"/>
+              </w:numPr>
+              <w:spacing w:line="360" w:lineRule="auto"/>
+              <w:rPr>
+                <w:rFonts w:hint="eastAsia" w:ascii="仿宋" w:hAnsi="仿宋" w:eastAsia="仿宋"/>
+                <w:bCs/>
+                <w:color w:val="151515"/>
+                <w:sz w:val="24"/>
+              </w:rPr>
+            </w:pPr>
+            <w:r>
+              <w:rPr>
+                <w:rFonts w:hint="eastAsia" w:ascii="仿宋" w:hAnsi="仿宋" w:eastAsia="仿宋"/>
+                <w:bCs/>
+                <w:color w:val="151515"/>
+                <w:sz w:val="24"/>
+              </w:rPr>
+              <w:t>- 2026.01.01-2026.01.20：完成Three.js虚拟展厅的核心功能开发</w:t>
+            </w:r>
+            <w:bookmarkStart w:id="0" w:name="_GoBack"/>
+            <w:bookmarkEnd w:id="0"/>
+            <w:r>
+              <w:rPr>
+                <w:rFonts w:hint="eastAsia" w:ascii="仿宋" w:hAnsi="仿宋" w:eastAsia="仿宋"/>
+                <w:bCs/>
+                <w:color w:val="151515"/>
+                <w:sz w:val="24"/>
+              </w:rPr>
+              <w:t>；</w:t>
             </w:r>
           </w:p>
           <w:p>
